--- a/project/documents/transmittal/exttimeCF.docx
+++ b/project/documents/transmittal/exttimeCF.docx
@@ -1,6 +1,6 @@
 
 <file path=word/document.xml><?xml version="1.0" encoding="utf-8"?>
-<w:document xmlns:wpc="http://schemas.microsoft.com/office/word/2010/wordprocessingCanvas" xmlns:cx="http://schemas.microsoft.com/office/drawing/2014/chartex" xmlns:cx1="http://schemas.microsoft.com/office/drawing/2015/9/8/chartex" xmlns:cx2="http://schemas.microsoft.com/office/drawing/2015/10/21/chartex" xmlns:cx3="http://schemas.microsoft.com/office/drawing/2016/5/9/chartex" xmlns:cx4="http://schemas.microsoft.com/office/drawing/2016/5/10/chartex" xmlns:cx5="http://schemas.microsoft.com/office/drawing/2016/5/11/chartex" xmlns:cx6="http://schemas.microsoft.com/office/drawing/2016/5/12/chartex" xmlns:cx7="http://schemas.microsoft.com/office/drawing/2016/5/13/chartex" xmlns:cx8="http://schemas.microsoft.com/office/drawing/2016/5/14/chartex" xmlns:mc="http://schemas.openxmlformats.org/markup-compatibility/2006" xmlns:aink="http://schemas.microsoft.com/office/drawing/2016/ink" xmlns:am3d="http://schemas.microsoft.com/office/drawing/2017/model3d" xmlns:o="urn:schemas-microsoft-com:office:office" xmlns:oel="http://schemas.microsoft.com/office/2019/extlst" xmlns:r="http://schemas.openxmlformats.org/officeDocument/2006/relationships" xmlns:m="http://schemas.openxmlformats.org/officeDocument/2006/math" xmlns:v="urn:schemas-microsoft-com:vml" xmlns:wp14="http://schemas.microsoft.com/office/word/2010/wordprocessingDrawing" xmlns:wp="http://schemas.openxmlformats.org/drawingml/2006/wordprocessingDrawing" xmlns:w10="urn:schemas-microsoft-com:office:word" xmlns:w="http://schemas.openxmlformats.org/wordprocessingml/2006/main" xmlns:w14="http://schemas.microsoft.com/office/word/2010/wordml" xmlns:w15="http://schemas.microsoft.com/office/word/2012/wordml" xmlns:w16cex="http://schemas.microsoft.com/office/word/2018/wordml/cex" xmlns:w16cid="http://schemas.microsoft.com/office/word/2016/wordml/cid" xmlns:w16="http://schemas.microsoft.com/office/word/2018/wordml" xmlns:w16sdtdh="http://schemas.microsoft.com/office/word/2020/wordml/sdtdatahash" xmlns:w16se="http://schemas.microsoft.com/office/word/2015/wordml/symex" xmlns:wpg="http://schemas.microsoft.com/office/word/2010/wordprocessingGroup" xmlns:wpi="http://schemas.microsoft.com/office/word/2010/wordprocessingInk" xmlns:wne="http://schemas.microsoft.com/office/word/2006/wordml" xmlns:wps="http://schemas.microsoft.com/office/word/2010/wordprocessingShape" mc:Ignorable="w14 w15 w16se w16cid w16 w16cex w16sdtdh wp14">
+<w:document xmlns:wpc="http://schemas.microsoft.com/office/word/2010/wordprocessingCanvas" xmlns:cx="http://schemas.microsoft.com/office/drawing/2014/chartex" xmlns:cx1="http://schemas.microsoft.com/office/drawing/2015/9/8/chartex" xmlns:cx2="http://schemas.microsoft.com/office/drawing/2015/10/21/chartex" xmlns:cx3="http://schemas.microsoft.com/office/drawing/2016/5/9/chartex" xmlns:cx4="http://schemas.microsoft.com/office/drawing/2016/5/10/chartex" xmlns:cx5="http://schemas.microsoft.com/office/drawing/2016/5/11/chartex" xmlns:cx6="http://schemas.microsoft.com/office/drawing/2016/5/12/chartex" xmlns:cx7="http://schemas.microsoft.com/office/drawing/2016/5/13/chartex" xmlns:cx8="http://schemas.microsoft.com/office/drawing/2016/5/14/chartex" xmlns:mc="http://schemas.openxmlformats.org/markup-compatibility/2006" xmlns:aink="http://schemas.microsoft.com/office/drawing/2016/ink" xmlns:am3d="http://schemas.microsoft.com/office/drawing/2017/model3d" xmlns:o="urn:schemas-microsoft-com:office:office" xmlns:oel="http://schemas.microsoft.com/office/2019/extlst" xmlns:r="http://schemas.openxmlformats.org/officeDocument/2006/relationships" xmlns:m="http://schemas.openxmlformats.org/officeDocument/2006/math" xmlns:v="urn:schemas-microsoft-com:vml" xmlns:wp14="http://schemas.microsoft.com/office/word/2010/wordprocessingDrawing" xmlns:wp="http://schemas.openxmlformats.org/drawingml/2006/wordprocessingDrawing" xmlns:w10="urn:schemas-microsoft-com:office:word" xmlns:w="http://schemas.openxmlformats.org/wordprocessingml/2006/main" xmlns:w14="http://schemas.microsoft.com/office/word/2010/wordml" xmlns:w15="http://schemas.microsoft.com/office/word/2012/wordml" xmlns:w16cex="http://schemas.microsoft.com/office/word/2018/wordml/cex" xmlns:w16cid="http://schemas.microsoft.com/office/word/2016/wordml/cid" xmlns:w16="http://schemas.microsoft.com/office/word/2018/wordml" xmlns:w16du="http://schemas.microsoft.com/office/word/2023/wordml/word16du" xmlns:w16sdtdh="http://schemas.microsoft.com/office/word/2020/wordml/sdtdatahash" xmlns:w16sdtfl="http://schemas.microsoft.com/office/word/2024/wordml/sdtformatlock" xmlns:w16se="http://schemas.microsoft.com/office/word/2015/wordml/symex" xmlns:wpg="http://schemas.microsoft.com/office/word/2010/wordprocessingGroup" xmlns:wpi="http://schemas.microsoft.com/office/word/2010/wordprocessingInk" xmlns:wne="http://schemas.microsoft.com/office/word/2006/wordml" xmlns:wps="http://schemas.microsoft.com/office/word/2010/wordprocessingShape" mc:Ignorable="w14 w15 w16se w16cid w16 w16cex w16sdtdh w16sdtfl w16du wp14">
   <w:body>
     <w:p>
       <w:pPr>
@@ -24,6 +24,7 @@
         </w:rPr>
         <w:t>&lt;&lt;</w:t>
       </w:r>
+      <w:proofErr w:type="spellStart"/>
       <w:r>
         <w:rPr>
           <w:b/>
@@ -32,6 +33,7 @@
         </w:rPr>
         <w:t>serialNo</w:t>
       </w:r>
+      <w:proofErr w:type="spellEnd"/>
       <w:r>
         <w:rPr>
           <w:b/>
@@ -79,7 +81,15 @@
         <w:spacing w:line="300" w:lineRule="auto"/>
       </w:pPr>
       <w:r>
-        <w:t>Inventor(s):     &lt;&lt;inventorEtal&gt;&gt;</w:t>
+        <w:t>Inventor(s):     &lt;&lt;</w:t>
+      </w:r>
+      <w:proofErr w:type="spellStart"/>
+      <w:r>
+        <w:t>inventorEtal</w:t>
+      </w:r>
+      <w:proofErr w:type="spellEnd"/>
+      <w:r>
+        <w:t>&gt;&gt;</w:t>
       </w:r>
       <w:r>
         <w:tab/>
@@ -88,7 +98,15 @@
         <w:t xml:space="preserve">Examiner:  </w:t>
       </w:r>
       <w:r>
-        <w:t>&lt;&lt;examinerName&gt;&gt;</w:t>
+        <w:t>&lt;&lt;</w:t>
+      </w:r>
+      <w:proofErr w:type="spellStart"/>
+      <w:r>
+        <w:t>examinerName</w:t>
+      </w:r>
+      <w:proofErr w:type="spellEnd"/>
+      <w:r>
+        <w:t>&gt;&gt;</w:t>
       </w:r>
     </w:p>
     <w:p>
@@ -106,14 +124,30 @@
         <w:tab/>
       </w:r>
       <w:r>
-        <w:t>&lt;&lt;serialNo&gt;&gt;</w:t>
+        <w:t>&lt;&lt;</w:t>
+      </w:r>
+      <w:proofErr w:type="spellStart"/>
+      <w:r>
+        <w:t>serialNo</w:t>
+      </w:r>
+      <w:proofErr w:type="spellEnd"/>
+      <w:r>
+        <w:t>&gt;&gt;</w:t>
       </w:r>
       <w:r>
         <w:tab/>
         <w:t xml:space="preserve">Group Art Unit:  </w:t>
       </w:r>
       <w:r>
-        <w:t>&lt;&lt;artUnit&gt;&gt;</w:t>
+        <w:t>&lt;&lt;</w:t>
+      </w:r>
+      <w:proofErr w:type="spellStart"/>
+      <w:r>
+        <w:t>artUnit</w:t>
+      </w:r>
+      <w:proofErr w:type="spellEnd"/>
+      <w:r>
+        <w:t>&gt;&gt;</w:t>
       </w:r>
     </w:p>
     <w:p>
@@ -131,14 +165,30 @@
         <w:tab/>
       </w:r>
       <w:r>
-        <w:t>&lt;&lt;filedDate&gt;&gt;</w:t>
+        <w:t>&lt;&lt;</w:t>
+      </w:r>
+      <w:proofErr w:type="spellStart"/>
+      <w:r>
+        <w:t>filedDate</w:t>
+      </w:r>
+      <w:proofErr w:type="spellEnd"/>
+      <w:r>
+        <w:t>&gt;&gt;</w:t>
       </w:r>
       <w:r>
         <w:tab/>
         <w:t xml:space="preserve">Docket:  </w:t>
       </w:r>
       <w:r>
-        <w:t>&lt;&lt;matterNo&gt;&gt;</w:t>
+        <w:t>&lt;&lt;</w:t>
+      </w:r>
+      <w:proofErr w:type="spellStart"/>
+      <w:r>
+        <w:t>matterNo</w:t>
+      </w:r>
+      <w:proofErr w:type="spellEnd"/>
+      <w:r>
+        <w:t>&gt;&gt;</w:t>
       </w:r>
     </w:p>
     <w:p>
@@ -156,7 +206,15 @@
         <w:t xml:space="preserve"> </w:t>
       </w:r>
       <w:r>
-        <w:t>&lt;&lt;custNoCorresp&gt;&gt;</w:t>
+        <w:t>&lt;&lt;</w:t>
+      </w:r>
+      <w:proofErr w:type="spellStart"/>
+      <w:r>
+        <w:t>custNoCorresp</w:t>
+      </w:r>
+      <w:proofErr w:type="spellEnd"/>
+      <w:r>
+        <w:t>&gt;&gt;</w:t>
       </w:r>
       <w:r>
         <w:tab/>
@@ -165,7 +223,15 @@
         <w:t xml:space="preserve">Confirmation No.: </w:t>
       </w:r>
       <w:r>
-        <w:t>&lt;&lt;confirmNo&gt;&gt;</w:t>
+        <w:t>&lt;&lt;</w:t>
+      </w:r>
+      <w:proofErr w:type="spellStart"/>
+      <w:r>
+        <w:t>confirmNo</w:t>
+      </w:r>
+      <w:proofErr w:type="spellEnd"/>
+      <w:r>
+        <w:t>&gt;&gt;</w:t>
       </w:r>
     </w:p>
     <w:p>
@@ -225,7 +291,25 @@
           <w:bCs/>
           <w:u w:val="single"/>
         </w:rPr>
-        <w:t>&lt;&lt;extLength&gt;&gt;</w:t>
+        <w:t>&lt;&lt;</w:t>
+      </w:r>
+      <w:proofErr w:type="spellStart"/>
+      <w:r>
+        <w:rPr>
+          <w:b/>
+          <w:bCs/>
+          <w:u w:val="single"/>
+        </w:rPr>
+        <w:t>extLength</w:t>
+      </w:r>
+      <w:proofErr w:type="spellEnd"/>
+      <w:r>
+        <w:rPr>
+          <w:b/>
+          <w:bCs/>
+          <w:u w:val="single"/>
+        </w:rPr>
+        <w:t>&gt;&gt;</w:t>
       </w:r>
       <w:r>
         <w:rPr>
@@ -253,7 +337,15 @@
         <w:pStyle w:val="Header"/>
       </w:pPr>
       <w:r>
-        <w:t>&lt;&lt;mailstopText&gt;&gt;</w:t>
+        <w:t>&lt;&lt;</w:t>
+      </w:r>
+      <w:proofErr w:type="spellStart"/>
+      <w:r>
+        <w:t>mailstopText</w:t>
+      </w:r>
+      <w:proofErr w:type="spellEnd"/>
+      <w:r>
+        <w:t>&gt;&gt;</w:t>
       </w:r>
     </w:p>
     <w:p>
@@ -335,11 +427,16 @@
         <w:t xml:space="preserve">R § 1.136(a), it is respectfully requested that a </w:t>
       </w:r>
       <w:r>
-        <w:t>&lt;&lt;extLength</w:t>
+        <w:t>&lt;&lt;</w:t>
+      </w:r>
+      <w:proofErr w:type="spellStart"/>
+      <w:r>
+        <w:t>extLength</w:t>
       </w:r>
       <w:r>
         <w:t>L</w:t>
       </w:r>
+      <w:proofErr w:type="spellEnd"/>
       <w:r>
         <w:t>&gt;&gt;</w:t>
       </w:r>
@@ -347,31 +444,71 @@
         <w:t xml:space="preserve"> extension of time be granted in which to respond to the </w:t>
       </w:r>
       <w:r>
-        <w:t>&lt;&lt;extResponse&gt;&gt;</w:t>
+        <w:t>&lt;&lt;</w:t>
+      </w:r>
+      <w:proofErr w:type="spellStart"/>
+      <w:r>
+        <w:t>extResponse</w:t>
+      </w:r>
+      <w:proofErr w:type="spellEnd"/>
+      <w:r>
+        <w:t>&gt;&gt;</w:t>
       </w:r>
       <w:r>
         <w:t xml:space="preserve"> mailed </w:t>
       </w:r>
       <w:r>
-        <w:t>&lt;&lt;dateMailed&gt;&gt;</w:t>
+        <w:t>&lt;&lt;</w:t>
+      </w:r>
+      <w:proofErr w:type="spellStart"/>
+      <w:r>
+        <w:t>dateMailed</w:t>
+      </w:r>
+      <w:proofErr w:type="spellEnd"/>
+      <w:r>
+        <w:t>&gt;&gt;</w:t>
       </w:r>
       <w:r>
         <w:t xml:space="preserve">, said period of response being extended from </w:t>
       </w:r>
       <w:r>
-        <w:t>&lt;&lt;dueDate&gt;&gt;</w:t>
+        <w:t>&lt;&lt;</w:t>
+      </w:r>
+      <w:proofErr w:type="spellStart"/>
+      <w:r>
+        <w:t>dueDate</w:t>
+      </w:r>
+      <w:proofErr w:type="spellEnd"/>
+      <w:r>
+        <w:t>&gt;&gt;</w:t>
       </w:r>
       <w:r>
         <w:t xml:space="preserve"> to </w:t>
       </w:r>
       <w:r>
-        <w:t>&lt;&lt;newDate&gt;&gt;</w:t>
+        <w:t>&lt;&lt;</w:t>
+      </w:r>
+      <w:proofErr w:type="spellStart"/>
+      <w:r>
+        <w:t>newDate</w:t>
+      </w:r>
+      <w:proofErr w:type="spellEnd"/>
+      <w:r>
+        <w:t>&gt;&gt;</w:t>
       </w:r>
       <w:r>
         <w:t>.</w:t>
       </w:r>
       <w:r>
-        <w:t>&lt;&lt;petitionText&gt;&gt;</w:t>
+        <w:t>&lt;&lt;</w:t>
+      </w:r>
+      <w:proofErr w:type="spellStart"/>
+      <w:r>
+        <w:t>petitionText</w:t>
+      </w:r>
+      <w:proofErr w:type="spellEnd"/>
+      <w:r>
+        <w:t>&gt;&gt;</w:t>
       </w:r>
     </w:p>
     <w:p>
@@ -389,7 +526,23 @@
           <w:b/>
           <w:bCs/>
         </w:rPr>
-        <w:t>&lt;&lt;depCheckText&gt;&gt;</w:t>
+        <w:t>&lt;&lt;</w:t>
+      </w:r>
+      <w:proofErr w:type="spellStart"/>
+      <w:r>
+        <w:rPr>
+          <w:b/>
+          <w:bCs/>
+        </w:rPr>
+        <w:t>depCheckText</w:t>
+      </w:r>
+      <w:proofErr w:type="spellEnd"/>
+      <w:r>
+        <w:rPr>
+          <w:b/>
+          <w:bCs/>
+        </w:rPr>
+        <w:t>&gt;&gt;</w:t>
       </w:r>
       <w:r>
         <w:rPr>
@@ -403,7 +556,23 @@
           <w:b/>
           <w:bCs/>
         </w:rPr>
-        <w:t>&lt;&lt;feeAmount&gt;&gt;</w:t>
+        <w:t>&lt;&lt;</w:t>
+      </w:r>
+      <w:proofErr w:type="spellStart"/>
+      <w:r>
+        <w:rPr>
+          <w:b/>
+          <w:bCs/>
+        </w:rPr>
+        <w:t>feeAmount</w:t>
+      </w:r>
+      <w:proofErr w:type="spellEnd"/>
+      <w:r>
+        <w:rPr>
+          <w:b/>
+          <w:bCs/>
+        </w:rPr>
+        <w:t>&gt;&gt;</w:t>
       </w:r>
       <w:r>
         <w:rPr>
@@ -446,7 +615,23 @@
           <w:b/>
           <w:bCs/>
         </w:rPr>
-        <w:t>&lt;&lt;depAccount&gt;&gt;</w:t>
+        <w:t>&lt;&lt;</w:t>
+      </w:r>
+      <w:proofErr w:type="spellStart"/>
+      <w:r>
+        <w:rPr>
+          <w:b/>
+          <w:bCs/>
+        </w:rPr>
+        <w:t>depAccount</w:t>
+      </w:r>
+      <w:proofErr w:type="spellEnd"/>
+      <w:r>
+        <w:rPr>
+          <w:b/>
+          <w:bCs/>
+        </w:rPr>
+        <w:t>&gt;&gt;</w:t>
       </w:r>
       <w:r>
         <w:rPr>
@@ -545,7 +730,15 @@
         <w:ind w:firstLine="3600"/>
       </w:pPr>
       <w:r>
-        <w:t>&lt;&lt;SAPhone&gt;&gt;</w:t>
+        <w:t>&lt;&lt;</w:t>
+      </w:r>
+      <w:proofErr w:type="spellStart"/>
+      <w:r>
+        <w:t>SAPhone</w:t>
+      </w:r>
+      <w:proofErr w:type="spellEnd"/>
+      <w:r>
+        <w:t>&gt;&gt;</w:t>
       </w:r>
     </w:p>
     <w:p>
@@ -568,7 +761,15 @@
       </w:pPr>
       <w:r>
         <w:tab/>
-        <w:t>&lt;&lt;signatureDate&gt;&gt;</w:t>
+        <w:t>&lt;&lt;</w:t>
+      </w:r>
+      <w:proofErr w:type="spellStart"/>
+      <w:r>
+        <w:t>signatureDate</w:t>
+      </w:r>
+      <w:proofErr w:type="spellEnd"/>
+      <w:r>
+        <w:t>&gt;&gt;</w:t>
       </w:r>
       <w:r>
         <w:tab/>
@@ -581,7 +782,23 @@
           <w:sz w:val="32"/>
           <w:szCs w:val="32"/>
         </w:rPr>
-        <w:t>&lt;&lt;echoSignature&gt;&gt;</w:t>
+        <w:t>&lt;&lt;</w:t>
+      </w:r>
+      <w:proofErr w:type="spellStart"/>
+      <w:r>
+        <w:rPr>
+          <w:sz w:val="32"/>
+          <w:szCs w:val="32"/>
+        </w:rPr>
+        <w:t>echoSignature</w:t>
+      </w:r>
+      <w:proofErr w:type="spellEnd"/>
+      <w:r>
+        <w:rPr>
+          <w:sz w:val="32"/>
+          <w:szCs w:val="32"/>
+        </w:rPr>
+        <w:t>&gt;&gt;</w:t>
       </w:r>
     </w:p>
     <w:p>
@@ -674,7 +891,23 @@
           <w:rFonts w:cs="Arial"/>
           <w:szCs w:val="17"/>
         </w:rPr>
-        <w:t>&lt;&lt;SAName&gt;&gt;</w:t>
+        <w:t>&lt;&lt;</w:t>
+      </w:r>
+      <w:proofErr w:type="spellStart"/>
+      <w:r>
+        <w:rPr>
+          <w:rFonts w:cs="Arial"/>
+          <w:szCs w:val="17"/>
+        </w:rPr>
+        <w:t>SAName</w:t>
+      </w:r>
+      <w:proofErr w:type="spellEnd"/>
+      <w:r>
+        <w:rPr>
+          <w:rFonts w:cs="Arial"/>
+          <w:szCs w:val="17"/>
+        </w:rPr>
+        <w:t>&gt;&gt;</w:t>
       </w:r>
     </w:p>
     <w:p>
@@ -696,7 +929,23 @@
           <w:rFonts w:cs="Arial"/>
           <w:szCs w:val="17"/>
         </w:rPr>
-        <w:t>&lt;&lt;SARegNo&gt;&gt;</w:t>
+        <w:t>&lt;&lt;</w:t>
+      </w:r>
+      <w:proofErr w:type="spellStart"/>
+      <w:r>
+        <w:rPr>
+          <w:rFonts w:cs="Arial"/>
+          <w:szCs w:val="17"/>
+        </w:rPr>
+        <w:t>SARegNo</w:t>
+      </w:r>
+      <w:proofErr w:type="spellEnd"/>
+      <w:r>
+        <w:rPr>
+          <w:rFonts w:cs="Arial"/>
+          <w:szCs w:val="17"/>
+        </w:rPr>
+        <w:t>&gt;&gt;</w:t>
       </w:r>
     </w:p>
     <w:p>
@@ -733,9 +982,6 @@
     </w:p>
     <w:p>
       <w:pPr>
-        <w:tabs>
-          <w:tab w:val="left" w:pos="5040"/>
-        </w:tabs>
         <w:rPr>
           <w:sz w:val="18"/>
           <w:szCs w:val="18"/>
@@ -746,7 +992,7 @@
           <w:sz w:val="18"/>
           <w:szCs w:val="18"/>
         </w:rPr>
-        <w:t>&lt;&lt;cEchoSigName&gt;&gt;</w:t>
+        <w:t>_________________________________________________</w:t>
       </w:r>
       <w:r>
         <w:rPr>
@@ -754,106 +1000,30 @@
           <w:szCs w:val="18"/>
         </w:rPr>
         <w:tab/>
-        <w:t>&lt;&lt;cEcho</w:t>
-      </w:r>
-      <w:r>
+        <w:t>_______________________________________________</w:t>
+      </w:r>
+    </w:p>
+    <w:p>
+      <w:pPr>
         <w:rPr>
           <w:sz w:val="18"/>
           <w:szCs w:val="18"/>
         </w:rPr>
-        <w:t>SigText&gt;&gt;</w:t>
-      </w:r>
-    </w:p>
-    <w:p>
-      <w:pPr>
-        <w:tabs>
-          <w:tab w:val="left" w:pos="5040"/>
-        </w:tabs>
+      </w:pPr>
+      <w:r>
         <w:rPr>
           <w:sz w:val="18"/>
           <w:szCs w:val="18"/>
         </w:rPr>
-      </w:pPr>
+        <w:t>Name</w:t>
+      </w:r>
       <w:r>
         <w:rPr>
           <w:sz w:val="18"/>
           <w:szCs w:val="18"/>
         </w:rPr>
-        <w:t>&lt;&lt;nameLine&gt;&gt;</w:t>
-      </w:r>
-      <w:r>
-        <w:rPr>
-          <w:sz w:val="18"/>
-          <w:szCs w:val="18"/>
-        </w:rPr>
-        <w:tab/>
-      </w:r>
-      <w:r>
-        <w:rPr>
-          <w:sz w:val="18"/>
-          <w:szCs w:val="18"/>
-        </w:rPr>
-        <w:t>&lt;&lt;sigLine&gt;&gt;</w:t>
-      </w:r>
-    </w:p>
-    <w:p>
-      <w:pPr>
-        <w:tabs>
-          <w:tab w:val="left" w:pos="5040"/>
-        </w:tabs>
-        <w:rPr>
-          <w:sz w:val="18"/>
-          <w:szCs w:val="18"/>
-        </w:rPr>
-      </w:pPr>
-      <w:r>
-        <w:rPr>
-          <w:sz w:val="18"/>
-          <w:szCs w:val="18"/>
-        </w:rPr>
-        <w:t>&lt;&lt;nam</w:t>
-      </w:r>
-      <w:r>
-        <w:rPr>
-          <w:sz w:val="18"/>
-          <w:szCs w:val="18"/>
-        </w:rPr>
-        <w:t>Name</w:t>
-      </w:r>
-      <w:r>
-        <w:rPr>
-          <w:sz w:val="18"/>
-          <w:szCs w:val="18"/>
-        </w:rPr>
-        <w:t>&gt;&gt;</w:t>
-      </w:r>
-      <w:r>
-        <w:rPr>
-          <w:sz w:val="18"/>
-          <w:szCs w:val="18"/>
-        </w:rPr>
-        <w:tab/>
-      </w:r>
-      <w:r>
-        <w:rPr>
-          <w:sz w:val="18"/>
-          <w:szCs w:val="18"/>
-        </w:rPr>
-        <w:t>&lt;&lt;sig</w:t>
-      </w:r>
-      <w:r>
-        <w:rPr>
-          <w:sz w:val="18"/>
-          <w:szCs w:val="18"/>
-        </w:rPr>
+        <w:tab/>
         <w:t>Signature</w:t>
-      </w:r>
-      <w:r>
-        <w:rPr>
-          <w:sz w:val="18"/>
-          <w:szCs w:val="18"/>
-        </w:rPr>
-        <w:t>&gt;&gt;</w:t>
       </w:r>
     </w:p>
     <w:p>
@@ -910,7 +1080,7 @@
 </file>
 
 <file path=word/endnotes.xml><?xml version="1.0" encoding="utf-8"?>
-<w:endnotes xmlns:wpc="http://schemas.microsoft.com/office/word/2010/wordprocessingCanvas" xmlns:cx="http://schemas.microsoft.com/office/drawing/2014/chartex" xmlns:cx1="http://schemas.microsoft.com/office/drawing/2015/9/8/chartex" xmlns:cx2="http://schemas.microsoft.com/office/drawing/2015/10/21/chartex" xmlns:cx3="http://schemas.microsoft.com/office/drawing/2016/5/9/chartex" xmlns:cx4="http://schemas.microsoft.com/office/drawing/2016/5/10/chartex" xmlns:cx5="http://schemas.microsoft.com/office/drawing/2016/5/11/chartex" xmlns:cx6="http://schemas.microsoft.com/office/drawing/2016/5/12/chartex" xmlns:cx7="http://schemas.microsoft.com/office/drawing/2016/5/13/chartex" xmlns:cx8="http://schemas.microsoft.com/office/drawing/2016/5/14/chartex" xmlns:mc="http://schemas.openxmlformats.org/markup-compatibility/2006" xmlns:aink="http://schemas.microsoft.com/office/drawing/2016/ink" xmlns:am3d="http://schemas.microsoft.com/office/drawing/2017/model3d" xmlns:o="urn:schemas-microsoft-com:office:office" xmlns:oel="http://schemas.microsoft.com/office/2019/extlst" xmlns:r="http://schemas.openxmlformats.org/officeDocument/2006/relationships" xmlns:m="http://schemas.openxmlformats.org/officeDocument/2006/math" xmlns:v="urn:schemas-microsoft-com:vml" xmlns:wp14="http://schemas.microsoft.com/office/word/2010/wordprocessingDrawing" xmlns:wp="http://schemas.openxmlformats.org/drawingml/2006/wordprocessingDrawing" xmlns:w10="urn:schemas-microsoft-com:office:word" xmlns:w="http://schemas.openxmlformats.org/wordprocessingml/2006/main" xmlns:w14="http://schemas.microsoft.com/office/word/2010/wordml" xmlns:w15="http://schemas.microsoft.com/office/word/2012/wordml" xmlns:w16cex="http://schemas.microsoft.com/office/word/2018/wordml/cex" xmlns:w16cid="http://schemas.microsoft.com/office/word/2016/wordml/cid" xmlns:w16="http://schemas.microsoft.com/office/word/2018/wordml" xmlns:w16sdtdh="http://schemas.microsoft.com/office/word/2020/wordml/sdtdatahash" xmlns:w16se="http://schemas.microsoft.com/office/word/2015/wordml/symex" xmlns:wpg="http://schemas.microsoft.com/office/word/2010/wordprocessingGroup" xmlns:wpi="http://schemas.microsoft.com/office/word/2010/wordprocessingInk" xmlns:wne="http://schemas.microsoft.com/office/word/2006/wordml" xmlns:wps="http://schemas.microsoft.com/office/word/2010/wordprocessingShape" mc:Ignorable="w14 w15 w16se w16cid w16 w16cex w16sdtdh wp14">
+<w:endnotes xmlns:wpc="http://schemas.microsoft.com/office/word/2010/wordprocessingCanvas" xmlns:cx="http://schemas.microsoft.com/office/drawing/2014/chartex" xmlns:cx1="http://schemas.microsoft.com/office/drawing/2015/9/8/chartex" xmlns:cx2="http://schemas.microsoft.com/office/drawing/2015/10/21/chartex" xmlns:cx3="http://schemas.microsoft.com/office/drawing/2016/5/9/chartex" xmlns:cx4="http://schemas.microsoft.com/office/drawing/2016/5/10/chartex" xmlns:cx5="http://schemas.microsoft.com/office/drawing/2016/5/11/chartex" xmlns:cx6="http://schemas.microsoft.com/office/drawing/2016/5/12/chartex" xmlns:cx7="http://schemas.microsoft.com/office/drawing/2016/5/13/chartex" xmlns:cx8="http://schemas.microsoft.com/office/drawing/2016/5/14/chartex" xmlns:mc="http://schemas.openxmlformats.org/markup-compatibility/2006" xmlns:aink="http://schemas.microsoft.com/office/drawing/2016/ink" xmlns:am3d="http://schemas.microsoft.com/office/drawing/2017/model3d" xmlns:o="urn:schemas-microsoft-com:office:office" xmlns:oel="http://schemas.microsoft.com/office/2019/extlst" xmlns:r="http://schemas.openxmlformats.org/officeDocument/2006/relationships" xmlns:m="http://schemas.openxmlformats.org/officeDocument/2006/math" xmlns:v="urn:schemas-microsoft-com:vml" xmlns:wp14="http://schemas.microsoft.com/office/word/2010/wordprocessingDrawing" xmlns:wp="http://schemas.openxmlformats.org/drawingml/2006/wordprocessingDrawing" xmlns:w10="urn:schemas-microsoft-com:office:word" xmlns:w="http://schemas.openxmlformats.org/wordprocessingml/2006/main" xmlns:w14="http://schemas.microsoft.com/office/word/2010/wordml" xmlns:w15="http://schemas.microsoft.com/office/word/2012/wordml" xmlns:w16cex="http://schemas.microsoft.com/office/word/2018/wordml/cex" xmlns:w16cid="http://schemas.microsoft.com/office/word/2016/wordml/cid" xmlns:w16="http://schemas.microsoft.com/office/word/2018/wordml" xmlns:w16du="http://schemas.microsoft.com/office/word/2023/wordml/word16du" xmlns:w16sdtdh="http://schemas.microsoft.com/office/word/2020/wordml/sdtdatahash" xmlns:w16sdtfl="http://schemas.microsoft.com/office/word/2024/wordml/sdtformatlock" xmlns:w16se="http://schemas.microsoft.com/office/word/2015/wordml/symex" xmlns:wpg="http://schemas.microsoft.com/office/word/2010/wordprocessingGroup" xmlns:wpi="http://schemas.microsoft.com/office/word/2010/wordprocessingInk" xmlns:wne="http://schemas.microsoft.com/office/word/2006/wordml" xmlns:wps="http://schemas.microsoft.com/office/word/2010/wordprocessingShape" mc:Ignorable="w14 w15 w16se w16cid w16 w16cex w16sdtdh w16sdtfl w16du wp14">
   <w:endnote w:type="separator" w:id="-1">
     <w:p>
       <w:r>
@@ -929,7 +1099,7 @@
 </file>
 
 <file path=word/footnotes.xml><?xml version="1.0" encoding="utf-8"?>
-<w:footnotes xmlns:wpc="http://schemas.microsoft.com/office/word/2010/wordprocessingCanvas" xmlns:cx="http://schemas.microsoft.com/office/drawing/2014/chartex" xmlns:cx1="http://schemas.microsoft.com/office/drawing/2015/9/8/chartex" xmlns:cx2="http://schemas.microsoft.com/office/drawing/2015/10/21/chartex" xmlns:cx3="http://schemas.microsoft.com/office/drawing/2016/5/9/chartex" xmlns:cx4="http://schemas.microsoft.com/office/drawing/2016/5/10/chartex" xmlns:cx5="http://schemas.microsoft.com/office/drawing/2016/5/11/chartex" xmlns:cx6="http://schemas.microsoft.com/office/drawing/2016/5/12/chartex" xmlns:cx7="http://schemas.microsoft.com/office/drawing/2016/5/13/chartex" xmlns:cx8="http://schemas.microsoft.com/office/drawing/2016/5/14/chartex" xmlns:mc="http://schemas.openxmlformats.org/markup-compatibility/2006" xmlns:aink="http://schemas.microsoft.com/office/drawing/2016/ink" xmlns:am3d="http://schemas.microsoft.com/office/drawing/2017/model3d" xmlns:o="urn:schemas-microsoft-com:office:office" xmlns:oel="http://schemas.microsoft.com/office/2019/extlst" xmlns:r="http://schemas.openxmlformats.org/officeDocument/2006/relationships" xmlns:m="http://schemas.openxmlformats.org/officeDocument/2006/math" xmlns:v="urn:schemas-microsoft-com:vml" xmlns:wp14="http://schemas.microsoft.com/office/word/2010/wordprocessingDrawing" xmlns:wp="http://schemas.openxmlformats.org/drawingml/2006/wordprocessingDrawing" xmlns:w10="urn:schemas-microsoft-com:office:word" xmlns:w="http://schemas.openxmlformats.org/wordprocessingml/2006/main" xmlns:w14="http://schemas.microsoft.com/office/word/2010/wordml" xmlns:w15="http://schemas.microsoft.com/office/word/2012/wordml" xmlns:w16cex="http://schemas.microsoft.com/office/word/2018/wordml/cex" xmlns:w16cid="http://schemas.microsoft.com/office/word/2016/wordml/cid" xmlns:w16="http://schemas.microsoft.com/office/word/2018/wordml" xmlns:w16sdtdh="http://schemas.microsoft.com/office/word/2020/wordml/sdtdatahash" xmlns:w16se="http://schemas.microsoft.com/office/word/2015/wordml/symex" xmlns:wpg="http://schemas.microsoft.com/office/word/2010/wordprocessingGroup" xmlns:wpi="http://schemas.microsoft.com/office/word/2010/wordprocessingInk" xmlns:wne="http://schemas.microsoft.com/office/word/2006/wordml" xmlns:wps="http://schemas.microsoft.com/office/word/2010/wordprocessingShape" mc:Ignorable="w14 w15 w16se w16cid w16 w16cex w16sdtdh wp14">
+<w:footnotes xmlns:wpc="http://schemas.microsoft.com/office/word/2010/wordprocessingCanvas" xmlns:cx="http://schemas.microsoft.com/office/drawing/2014/chartex" xmlns:cx1="http://schemas.microsoft.com/office/drawing/2015/9/8/chartex" xmlns:cx2="http://schemas.microsoft.com/office/drawing/2015/10/21/chartex" xmlns:cx3="http://schemas.microsoft.com/office/drawing/2016/5/9/chartex" xmlns:cx4="http://schemas.microsoft.com/office/drawing/2016/5/10/chartex" xmlns:cx5="http://schemas.microsoft.com/office/drawing/2016/5/11/chartex" xmlns:cx6="http://schemas.microsoft.com/office/drawing/2016/5/12/chartex" xmlns:cx7="http://schemas.microsoft.com/office/drawing/2016/5/13/chartex" xmlns:cx8="http://schemas.microsoft.com/office/drawing/2016/5/14/chartex" xmlns:mc="http://schemas.openxmlformats.org/markup-compatibility/2006" xmlns:aink="http://schemas.microsoft.com/office/drawing/2016/ink" xmlns:am3d="http://schemas.microsoft.com/office/drawing/2017/model3d" xmlns:o="urn:schemas-microsoft-com:office:office" xmlns:oel="http://schemas.microsoft.com/office/2019/extlst" xmlns:r="http://schemas.openxmlformats.org/officeDocument/2006/relationships" xmlns:m="http://schemas.openxmlformats.org/officeDocument/2006/math" xmlns:v="urn:schemas-microsoft-com:vml" xmlns:wp14="http://schemas.microsoft.com/office/word/2010/wordprocessingDrawing" xmlns:wp="http://schemas.openxmlformats.org/drawingml/2006/wordprocessingDrawing" xmlns:w10="urn:schemas-microsoft-com:office:word" xmlns:w="http://schemas.openxmlformats.org/wordprocessingml/2006/main" xmlns:w14="http://schemas.microsoft.com/office/word/2010/wordml" xmlns:w15="http://schemas.microsoft.com/office/word/2012/wordml" xmlns:w16cex="http://schemas.microsoft.com/office/word/2018/wordml/cex" xmlns:w16cid="http://schemas.microsoft.com/office/word/2016/wordml/cid" xmlns:w16="http://schemas.microsoft.com/office/word/2018/wordml" xmlns:w16du="http://schemas.microsoft.com/office/word/2023/wordml/word16du" xmlns:w16sdtdh="http://schemas.microsoft.com/office/word/2020/wordml/sdtdatahash" xmlns:w16sdtfl="http://schemas.microsoft.com/office/word/2024/wordml/sdtformatlock" xmlns:w16se="http://schemas.microsoft.com/office/word/2015/wordml/symex" xmlns:wpg="http://schemas.microsoft.com/office/word/2010/wordprocessingGroup" xmlns:wpi="http://schemas.microsoft.com/office/word/2010/wordprocessingInk" xmlns:wne="http://schemas.microsoft.com/office/word/2006/wordml" xmlns:wps="http://schemas.microsoft.com/office/word/2010/wordprocessingShape" mc:Ignorable="w14 w15 w16se w16cid w16 w16cex w16sdtdh w16sdtfl w16du wp14">
   <w:footnote w:type="separator" w:id="-1">
     <w:p>
       <w:r>
@@ -948,7 +1118,7 @@
 </file>
 
 <file path=word/styles.xml><?xml version="1.0" encoding="utf-8"?>
-<w:styles xmlns:mc="http://schemas.openxmlformats.org/markup-compatibility/2006" xmlns:r="http://schemas.openxmlformats.org/officeDocument/2006/relationships" xmlns:w="http://schemas.openxmlformats.org/wordprocessingml/2006/main" xmlns:w14="http://schemas.microsoft.com/office/word/2010/wordml" xmlns:w15="http://schemas.microsoft.com/office/word/2012/wordml" xmlns:w16cex="http://schemas.microsoft.com/office/word/2018/wordml/cex" xmlns:w16cid="http://schemas.microsoft.com/office/word/2016/wordml/cid" xmlns:w16="http://schemas.microsoft.com/office/word/2018/wordml" xmlns:w16sdtdh="http://schemas.microsoft.com/office/word/2020/wordml/sdtdatahash" xmlns:w16se="http://schemas.microsoft.com/office/word/2015/wordml/symex" mc:Ignorable="w14 w15 w16se w16cid w16 w16cex w16sdtdh">
+<w:styles xmlns:mc="http://schemas.openxmlformats.org/markup-compatibility/2006" xmlns:r="http://schemas.openxmlformats.org/officeDocument/2006/relationships" xmlns:w="http://schemas.openxmlformats.org/wordprocessingml/2006/main" xmlns:w14="http://schemas.microsoft.com/office/word/2010/wordml" xmlns:w15="http://schemas.microsoft.com/office/word/2012/wordml" xmlns:w16cex="http://schemas.microsoft.com/office/word/2018/wordml/cex" xmlns:w16cid="http://schemas.microsoft.com/office/word/2016/wordml/cid" xmlns:w16="http://schemas.microsoft.com/office/word/2018/wordml" xmlns:w16du="http://schemas.microsoft.com/office/word/2023/wordml/word16du" xmlns:w16sdtdh="http://schemas.microsoft.com/office/word/2020/wordml/sdtdatahash" xmlns:w16sdtfl="http://schemas.microsoft.com/office/word/2024/wordml/sdtformatlock" xmlns:w16se="http://schemas.microsoft.com/office/word/2015/wordml/symex" mc:Ignorable="w14 w15 w16se w16cid w16 w16cex w16sdtdh w16sdtfl w16du">
   <w:docDefaults>
     <w:rPrDefault>
       <w:rPr>
@@ -1340,7 +1510,6 @@
   <w:style w:type="character" w:default="1" w:styleId="DefaultParagraphFont">
     <w:name w:val="Default Paragraph Font"/>
     <w:uiPriority w:val="1"/>
-    <w:semiHidden/>
     <w:unhideWhenUsed/>
   </w:style>
   <w:style w:type="table" w:default="1" w:styleId="TableNormal">

--- a/project/documents/transmittal/exttimeCF.docx
+++ b/project/documents/transmittal/exttimeCF.docx
@@ -946,84 +946,6 @@
           <w:szCs w:val="17"/>
         </w:rPr>
         <w:t>&gt;&gt;</w:t>
-      </w:r>
-    </w:p>
-    <w:p>
-      <w:pPr>
-        <w:rPr>
-          <w:sz w:val="18"/>
-          <w:szCs w:val="18"/>
-        </w:rPr>
-      </w:pPr>
-    </w:p>
-    <w:p>
-      <w:pPr>
-        <w:rPr>
-          <w:sz w:val="18"/>
-          <w:szCs w:val="18"/>
-        </w:rPr>
-      </w:pPr>
-      <w:r>
-        <w:rPr>
-          <w:noProof/>
-          <w:sz w:val="18"/>
-          <w:szCs w:val="18"/>
-        </w:rPr>
-        <w:t>&lt;&lt;certificateCF&gt;&gt;</w:t>
-      </w:r>
-    </w:p>
-    <w:p>
-      <w:pPr>
-        <w:rPr>
-          <w:sz w:val="18"/>
-          <w:szCs w:val="18"/>
-        </w:rPr>
-      </w:pPr>
-    </w:p>
-    <w:p>
-      <w:pPr>
-        <w:rPr>
-          <w:sz w:val="18"/>
-          <w:szCs w:val="18"/>
-        </w:rPr>
-      </w:pPr>
-      <w:r>
-        <w:rPr>
-          <w:sz w:val="18"/>
-          <w:szCs w:val="18"/>
-        </w:rPr>
-        <w:t>_________________________________________________</w:t>
-      </w:r>
-      <w:r>
-        <w:rPr>
-          <w:sz w:val="18"/>
-          <w:szCs w:val="18"/>
-        </w:rPr>
-        <w:tab/>
-        <w:t>_______________________________________________</w:t>
-      </w:r>
-    </w:p>
-    <w:p>
-      <w:pPr>
-        <w:rPr>
-          <w:sz w:val="18"/>
-          <w:szCs w:val="18"/>
-        </w:rPr>
-      </w:pPr>
-      <w:r>
-        <w:rPr>
-          <w:sz w:val="18"/>
-          <w:szCs w:val="18"/>
-        </w:rPr>
-        <w:t>Name</w:t>
-      </w:r>
-      <w:r>
-        <w:rPr>
-          <w:sz w:val="18"/>
-          <w:szCs w:val="18"/>
-        </w:rPr>
-        <w:tab/>
-        <w:t>Signature</w:t>
       </w:r>
     </w:p>
     <w:p>
@@ -1510,6 +1432,7 @@
   <w:style w:type="character" w:default="1" w:styleId="DefaultParagraphFont">
     <w:name w:val="Default Paragraph Font"/>
     <w:uiPriority w:val="1"/>
+    <w:semiHidden/>
     <w:unhideWhenUsed/>
   </w:style>
   <w:style w:type="table" w:default="1" w:styleId="TableNormal">

--- a/project/documents/transmittal/exttimeCF.docx
+++ b/project/documents/transmittal/exttimeCF.docx
@@ -549,7 +549,7 @@
           <w:b/>
           <w:bCs/>
         </w:rPr>
-        <w:t xml:space="preserve"> in the amount of $</w:t>
+        <w:t xml:space="preserve"> in the amount of </w:t>
       </w:r>
       <w:r>
         <w:rPr>
